--- a/eng/docx/34.content.docx
+++ b/eng/docx/34.content.docx
@@ -19,7 +19,7 @@
         <w:rPr>
           <w:lang w:val="en_US" w:bidi="en_US"/>
         </w:rPr>
-        <w:t>Resource: Study Notes - Book Intros (Tyndale)</w:t>
+        <w:t>Resource: Tyndale Open Study Notes</w:t>
       </w:r>
       <w:r>
         <w:rPr>
@@ -112,7 +112,7 @@
         <w:rPr>
           <w:lang w:val="en_US" w:bidi="en_US"/>
         </w:rPr>
-        <w:t>Study Notes - Book Intros (Tyndale)</w:t>
+        <w:t>Tyndale Open Study Notes</w:t>
       </w:r>
     </w:p>
     <w:p>

--- a/eng/docx/34.content.docx
+++ b/eng/docx/34.content.docx
@@ -231,18 +231,7 @@
         <w:rPr>
           <w:lang w:val="en_US" w:bidi="en_US"/>
         </w:rPr>
-        <w:t>No one likes being in the path of imminent disaster, nor is the menacing threat of enemy invasion a pleasant thought. Can God protect in such circumstances? Will God judge wicked aggressors? Nahum’s reply is a clear yes. Nahum’s prophecy assures us that God still controls earth’s history. His messages are a warning to oppressors and a comfort to the oppressed.</w:t>
-      </w:r>
-    </w:p>
-    <w:p>
-      <w:pPr>
-        <w:pStyle w:val="Heading2"/>
-      </w:pPr>
-      <w:r>
-        <w:rPr>
-          <w:lang w:val="en_US" w:bidi="en_US"/>
-        </w:rPr>
-        <w:t>Setting</w:t>
+        <w:t xml:space="preserve">No one likes being in the path of a disaster, and the threat of enemy invasion is frightening. Can God protect us in these situations? Will God judge evil attackers? The prophet Nahum’s reply is a clear yes. </w:t>
       </w:r>
     </w:p>
     <w:p>
@@ -256,7 +245,32 @@
         <w:rPr>
           <w:lang w:val="en_US" w:bidi="en_US"/>
         </w:rPr>
-        <w:t>In Nahum’s time, the kingdom of Judah was in danger of being swallowed by a great superpower, the Assyrian empire. From Nineveh, the capital, the great king Ashurbanipal (668–626 BC) brought Assyrian might to its zenith. Its military power and cultural influence spanned the length and breadth of the ancient Near East. Even the age-old city of Thebes had felt the conqueror’s heel (</w:t>
+        <w:t>Nahum’s prophecy assures us that God still controls earth’s history. His messages are a warning to oppressors and a comfort to the oppressed.</w:t>
+      </w:r>
+    </w:p>
+    <w:p>
+      <w:pPr>
+        <w:pStyle w:val="Heading2"/>
+      </w:pPr>
+      <w:r>
+        <w:rPr>
+          <w:lang w:val="en_US" w:bidi="en_US"/>
+        </w:rPr>
+        <w:t>Setting</w:t>
+      </w:r>
+    </w:p>
+    <w:p>
+      <w:pPr/>
+      <w:r>
+        <w:rPr>
+          <w:lang w:val="en_US" w:bidi="en_US"/>
+        </w:rPr>
+      </w:r>
+      <w:r>
+        <w:rPr>
+          <w:lang w:val="en_US" w:bidi="en_US"/>
+        </w:rPr>
+        <w:t>During Nahum’s lifetime, the kingdom of Judah faced danger from the powerful Assyrian Empire. Its capital city, Nineveh, was ruled by King Ashurbanipal. He ruled from 668 BC to 626 BC. Under his rule, Assyria reached the height of its power. Its army and culture influenced much of the ancient Near East. Even the famous city of Thebes had been conquered by Assyria (</w:t>
       </w:r>
       <w:hyperlink r:id="rId13">
         <w:r>
@@ -288,7 +302,7 @@
         <w:rPr>
           <w:lang w:val="en_US" w:bidi="en_US"/>
         </w:rPr>
-        <w:t>These circumstances were less than encouraging for Nahum and the people of Judah. Israel, their sister kingdom to the north, had already fallen to the Assyrians in 722 BC, and Judah now faced the same imperial enemy. To make matters worse, Ashurbanipal had recently captured Judah’s king, the wicked Manasseh (697–642 BC), and taken him to Babylon (</w:t>
+        <w:t>These events discouraged Nahum and the people of Judah. Israel, the northern kingdom, had already fallen to Assyria in 722 BC. Judah now faced the same threat. Matters became worse when Ashurbanipal captured Judah’s wicked king, Manasseh. Manasseh ruled from 697 BC to 642 BC. Ashurbanipal took him to Babylon (</w:t>
       </w:r>
       <w:hyperlink r:id="rId14">
         <w:r>
@@ -299,14 +313,28 @@
             <w:color w:val="0000EE"/>
             <w:u w:val="single"/>
           </w:rPr>
-          <w:t>2 Chr 33:10–11</w:t>
+          <w:t>2 Chronicles 33:10–11</w:t>
         </w:r>
       </w:hyperlink>
       <w:r>
         <w:rPr>
           <w:lang w:val="en_US" w:bidi="en_US"/>
         </w:rPr>
-        <w:t>). Following his release from captivity, a repentant Manasseh (</w:t>
+        <w:t xml:space="preserve">). </w:t>
+      </w:r>
+    </w:p>
+    <w:p>
+      <w:pPr/>
+      <w:r>
+        <w:rPr>
+          <w:lang w:val="en_US" w:bidi="en_US"/>
+        </w:rPr>
+      </w:r>
+      <w:r>
+        <w:rPr>
+          <w:lang w:val="en_US" w:bidi="en_US"/>
+        </w:rPr>
+        <w:t>After his release, Manasseh repented (</w:t>
       </w:r>
       <w:hyperlink r:id="rId15">
         <w:r>
@@ -317,14 +345,14 @@
             <w:color w:val="0000EE"/>
             <w:u w:val="single"/>
           </w:rPr>
-          <w:t>2 Chr 33:12–17</w:t>
+          <w:t>2 Chronicles 33:12–17</w:t>
         </w:r>
       </w:hyperlink>
       <w:r>
         <w:rPr>
           <w:lang w:val="en_US" w:bidi="en_US"/>
         </w:rPr>
-        <w:t>) attempted to undo his former wickedness (</w:t>
+        <w:t>) and tried to undo the evil he had done earlier (</w:t>
       </w:r>
       <w:hyperlink r:id="rId16">
         <w:r>
@@ -335,7 +363,7 @@
             <w:color w:val="0000EE"/>
             <w:u w:val="single"/>
           </w:rPr>
-          <w:t>2 Kgs 21:1–18</w:t>
+          <w:t>2 Kings 21:1–18</w:t>
         </w:r>
       </w:hyperlink>
       <w:r>
@@ -353,14 +381,14 @@
             <w:color w:val="0000EE"/>
             <w:u w:val="single"/>
           </w:rPr>
-          <w:t>2 Chr 33:1–9</w:t>
+          <w:t>2 Chronicles 33:1–9</w:t>
         </w:r>
       </w:hyperlink>
       <w:r>
         <w:rPr>
           <w:lang w:val="en_US" w:bidi="en_US"/>
         </w:rPr>
-        <w:t>). Despite his efforts, his prior evil influence still permeated the land. A cloud of doom hung over God’s people. Thus, Nahum’s prophetic messages of Nineveh’s fall and of hope for Judah’s future were timely.</w:t>
+        <w:t>). Even so, the effects of his sins still remained throughout the land. God’s people lived with fear and a sense of coming judgment. Because of this, Nahum’s message about Nineveh’s fall and Judah’s future hope came at the right time.</w:t>
       </w:r>
     </w:p>
     <w:p>
@@ -374,7 +402,7 @@
         <w:rPr>
           <w:lang w:val="en_US" w:bidi="en_US"/>
         </w:rPr>
-        <w:t>The seeds of Assyria’s fall were already being sown in Nahum’s day. After King Ashurbanipal repelled a strong coalition of enemies to the west and resisted his brother’s challenge to the throne, he busied himself with literary and artistic pursuits. Affairs of state languished, and Assyria grew increasingly weak. After Ashurbanipal’s death (626 BC), one after another of the great cities of Assyria began falling to foreign invaders. Then the unthinkable happened—Nineveh itself fell in 612 BC, as Nahum had predicted.</w:t>
+        <w:t>At the same time, Assyria was already beginning to weaken. After Ashurbanipal defeated enemies in the west and overcame his brother’s attempt to take the throne, he focused more on literature and art. As a result, the affairs of the empire suffered. After Ashurbanipal died in 626 BC, many important Assyrian cities fell to invading armies. Finally, in 612 BC, Nineveh itself was destroyed, just as Nahum had predicted.</w:t>
       </w:r>
     </w:p>
     <w:p>
@@ -399,7 +427,7 @@
         <w:rPr>
           <w:lang w:val="en_US" w:bidi="en_US"/>
         </w:rPr>
-        <w:t xml:space="preserve">Nahum opens his prophecy by depicting God’s power in two striking poetic passages, </w:t>
+        <w:t>Nahum begins his prophecy with two poetic passages that describe God’s power (</w:t>
       </w:r>
       <w:hyperlink r:id="rId18">
         <w:r>
@@ -435,7 +463,7 @@
         <w:rPr>
           <w:lang w:val="en_US" w:bidi="en_US"/>
         </w:rPr>
-        <w:t>. These poems portray God’s sovereign judgment against wickedness and his goodness toward those who put their trust in him. The opening verses give assurance that God will administer his justice fairly.</w:t>
+        <w:t>). These poems show both God’s judgment against evil and his goodness toward those who trust him. The opening verses assure readers that God judges fairly.</w:t>
       </w:r>
     </w:p>
     <w:p>
@@ -449,7 +477,7 @@
         <w:rPr>
           <w:lang w:val="en_US" w:bidi="en_US"/>
         </w:rPr>
-        <w:t>Nahum then explains what God’s sovereign justice means in the flow of history (</w:t>
+        <w:t>Nahum then explains how God’s justice works in history (</w:t>
       </w:r>
       <w:hyperlink r:id="rId20">
         <w:r>
@@ -467,7 +495,7 @@
         <w:rPr>
           <w:lang w:val="en_US" w:bidi="en_US"/>
         </w:rPr>
-        <w:t>). No nation is so great that it will not pay for its evil, and God is aware of the plight of those who are oppressed. The prophet assures the people of Judah that they will soon know changed circumstances. Peace and stability will return, and God’s people will be able to enjoy the uninterrupted worship of God.</w:t>
+        <w:t>). No nation is too powerful to escape judgment for its evil actions. God sees the suffering of oppressed people. Nahum tells Judah that better days are coming. Peace and stability will return, and God’s people will again worship him without interruption.</w:t>
       </w:r>
     </w:p>
     <w:p>
@@ -481,7 +509,7 @@
         <w:rPr>
           <w:lang w:val="en_US" w:bidi="en_US"/>
         </w:rPr>
-        <w:t>After predicting the siege of Nineveh and the return of normal conditions in Judah (</w:t>
+        <w:t>After predicting the attack on Nineveh and the restoration of Judah (</w:t>
       </w:r>
       <w:hyperlink r:id="rId21">
         <w:r>
@@ -499,7 +527,7 @@
         <w:rPr>
           <w:lang w:val="en_US" w:bidi="en_US"/>
         </w:rPr>
-        <w:t>), Nahum describes the fall of the Assyrian capital in two vivid portrayals (</w:t>
+        <w:t>), Nahum gives two vivid descriptions of Nineveh’s fall (</w:t>
       </w:r>
       <w:hyperlink r:id="rId22">
         <w:r>
@@ -535,7 +563,7 @@
         <w:rPr>
           <w:lang w:val="en_US" w:bidi="en_US"/>
         </w:rPr>
-        <w:t>). Between the two accounts, Nahum contemplates Nineveh’s destruction in a brief, taunting song. With biting satire, he declares God’s intention of bringing an end to proud Nineveh’s greed (</w:t>
+        <w:t>). Between these descriptions, he includes a short song that mocks Nineveh. With sharp satire (the use of humor or ridicule to expose evil), Nahum announces that God will destroy the city’s greed and pride (</w:t>
       </w:r>
       <w:hyperlink r:id="rId24">
         <w:r>
@@ -567,7 +595,7 @@
         <w:rPr>
           <w:lang w:val="en_US" w:bidi="en_US"/>
         </w:rPr>
-        <w:t>Nahum builds upon his second description of Nineveh’s fall through another satire of the city. Nineveh would be no more defensible than Egypt’s capital, Thebes (</w:t>
+        <w:t>Nahum continues with another satire about Nineveh. The city would be no safer than Thebes, the Egyptian capital that Assyria had already destroyed (</w:t>
       </w:r>
       <w:hyperlink r:id="rId25">
         <w:r>
@@ -585,7 +613,7 @@
         <w:rPr>
           <w:lang w:val="en_US" w:bidi="en_US"/>
         </w:rPr>
-        <w:t>), which Assyria had destroyed. Nahum closes his prophecy with yet another piece of satire (</w:t>
+        <w:t>). The book ends with another mocking passage (</w:t>
       </w:r>
       <w:hyperlink r:id="rId26">
         <w:r>
@@ -603,7 +631,7 @@
         <w:rPr>
           <w:lang w:val="en_US" w:bidi="en_US"/>
         </w:rPr>
-        <w:t>). Sensing the hopelessness of Nineveh’s plight, he taunts the city’s citizens by urging them to call upon all their resources in order to defend themselves. Of course, that would do no good. Nineveh would lie fatally wounded with no one to help or even mourn her passing.</w:t>
+        <w:t>). Nahum taunts Nineveh’s people by urging them to gather all their strength and resources to defend themselves. But it will not help. Nineveh will fall, and no one will rescue or mourn the city.</w:t>
       </w:r>
     </w:p>
     <w:p>
@@ -628,7 +656,7 @@
         <w:rPr>
           <w:lang w:val="en_US" w:bidi="en_US"/>
         </w:rPr>
-        <w:t>Beyond the little that can be gleaned from his writings, nothing is known of Nahum, the author of this short prophecy. In the Hebrew text, he is identified as “Nahum the Elkoshite” (</w:t>
+        <w:t>Very little is known about Nahum apart from what appears in this book. In the Hebrew text, he is called “Nahum the Elkoshite” (</w:t>
       </w:r>
       <w:hyperlink r:id="rId27">
         <w:r>
@@ -646,7 +674,20 @@
         <w:rPr>
           <w:lang w:val="en_US" w:bidi="en_US"/>
         </w:rPr>
-        <w:t>). Elkosh could be his clan name, but more likely it was his hometown, which was probably located in southwest Judah. The details of the book show that he was well acquainted with the city of Nineveh.</w:t>
+        <w:t xml:space="preserve">). </w:t>
+      </w:r>
+      <w:r>
+        <w:rPr>
+          <w:i/>
+          <w:lang w:val="en_US" w:bidi="en_US"/>
+        </w:rPr>
+        <w:t>Elkosh</w:t>
+      </w:r>
+      <w:r>
+        <w:rPr>
+          <w:lang w:val="en_US" w:bidi="en_US"/>
+        </w:rPr>
+        <w:t xml:space="preserve"> could be the name of his family group, but it was more likely his hometown in southwest Judah. The details in the book show that Nahum knew much about the city of Nineveh.</w:t>
       </w:r>
     </w:p>
     <w:p>
@@ -671,7 +712,7 @@
         <w:rPr>
           <w:lang w:val="en_US" w:bidi="en_US"/>
         </w:rPr>
-        <w:t xml:space="preserve">Nahum mentions the fall of Thebes (663 BC; </w:t>
+        <w:t>Nahum mentions the fall of Thebes in 663 BC (</w:t>
       </w:r>
       <w:hyperlink r:id="rId28">
         <w:r>
@@ -689,7 +730,21 @@
         <w:rPr>
           <w:lang w:val="en_US" w:bidi="en_US"/>
         </w:rPr>
-        <w:t>) and predicts the fall of Nineveh, which occurred in 612 BC. Therefore, Nahum spoke these prophecies sometime between 663 and 612 BC. Exactly when he did so within this span of years is debatable. It may have been sometime late in the reign of Manasseh (around 648–645 BC), perhaps during Manasseh’s attempted reforms after being released from Assyrian captivity (</w:t>
+        <w:t>) and predicts the fall of Nineveh in 612 BC. This means his prophecies were spoken sometime between those years. Scholars debate the exact date.</w:t>
+      </w:r>
+    </w:p>
+    <w:p>
+      <w:pPr/>
+      <w:r>
+        <w:rPr>
+          <w:lang w:val="en_US" w:bidi="en_US"/>
+        </w:rPr>
+      </w:r>
+      <w:r>
+        <w:rPr>
+          <w:lang w:val="en_US" w:bidi="en_US"/>
+        </w:rPr>
+        <w:t>Nahum may have prophesied late in the reign of King Manasseh, around 648–645 BC, possibly after Manasseh returned from captivity and began reforms (</w:t>
       </w:r>
       <w:hyperlink r:id="rId29">
         <w:r>
@@ -700,14 +755,14 @@
             <w:color w:val="0000EE"/>
             <w:u w:val="single"/>
           </w:rPr>
-          <w:t>2 Chr 33:12–16</w:t>
+          <w:t>2 Chronicles 33:12–16</w:t>
         </w:r>
       </w:hyperlink>
       <w:r>
         <w:rPr>
           <w:lang w:val="en_US" w:bidi="en_US"/>
         </w:rPr>
-        <w:t>). Or it may have been later, during the early or middle part of righteous King Josiah’s reign (640–609 BC).</w:t>
+        <w:t>). Or Nahum may have spoken later, during the early or middle years of King Josiah’s reign. Josiah was king from 640 to 609 BC.</w:t>
       </w:r>
     </w:p>
     <w:p>
@@ -732,7 +787,7 @@
         <w:rPr>
           <w:lang w:val="en_US" w:bidi="en_US"/>
         </w:rPr>
-        <w:t>No empire, however great, is beyond God’s scrutiny. Sooner or later, all must give an account of their actions to the Lord. The reality of God’s righteous and sovereign justice lies beneath the predicted judgment of Nineveh and Assyria. He is in control of everyone and everything on earth, and he has concern for all who suffer, whether from the horrors and atrocities of war or from some other oppression. A burdened humankind can be confident that divine justice will ultimately prevail.</w:t>
+        <w:t>No empire, no matter how powerful, is beyond God’s judgment. In time, every nation and every person must answer to the Lord for their actions. Nahum teaches that God rules over all the earth with righteous justice. He cares for people who suffer from war, violence, and oppression. Those who carry heavy burdens can trust that God’s justice will finally win.</w:t>
       </w:r>
     </w:p>
     <w:p>
@@ -746,7 +801,7 @@
         <w:rPr>
           <w:lang w:val="en_US" w:bidi="en_US"/>
         </w:rPr>
-        <w:t>God is long-suffering (</w:t>
+        <w:t>God is patient and slow to anger (</w:t>
       </w:r>
       <w:hyperlink r:id="rId30">
         <w:r>
@@ -764,7 +819,7 @@
         <w:rPr>
           <w:lang w:val="en_US" w:bidi="en_US"/>
         </w:rPr>
-        <w:t>), and his people must be patient. The assurance that this good and caring Lord (</w:t>
+        <w:t>). God's people are also called to live patiently and faithfully. The Lord is good and cares for those who trust in him (</w:t>
       </w:r>
       <w:hyperlink r:id="rId31">
         <w:r>
@@ -782,7 +837,7 @@
         <w:rPr>
           <w:lang w:val="en_US" w:bidi="en_US"/>
         </w:rPr>
-        <w:t>) has a distinct purpose for his people (</w:t>
+        <w:t>). God has a purpose for his people (</w:t>
       </w:r>
       <w:hyperlink r:id="rId32">
         <w:r>
@@ -800,7 +855,21 @@
         <w:rPr>
           <w:lang w:val="en_US" w:bidi="en_US"/>
         </w:rPr>
-        <w:t>) encourages them to a life of faith and trust. Beyond the book’s menacing tone lies the good news of hope (</w:t>
+        <w:t>), and this gives them hope.</w:t>
+      </w:r>
+    </w:p>
+    <w:p>
+      <w:pPr/>
+      <w:r>
+        <w:rPr>
+          <w:lang w:val="en_US" w:bidi="en_US"/>
+        </w:rPr>
+      </w:r>
+      <w:r>
+        <w:rPr>
+          <w:lang w:val="en_US" w:bidi="en_US"/>
+        </w:rPr>
+        <w:t>Although Nahum contains strong warnings, it also brings good news (</w:t>
       </w:r>
       <w:hyperlink r:id="rId33">
         <w:r>
@@ -818,7 +887,7 @@
         <w:rPr>
           <w:lang w:val="en_US" w:bidi="en_US"/>
         </w:rPr>
-        <w:t>). The prophet predicts a coming day when God’s people will once again worship him in wondrous peace and joy. They will at last be free from those who would take away their freedom.</w:t>
+        <w:t>). The prophet looks forward to a day when God’s people will worship him again in peace and joy. They will no longer suffer under cruel rulers.</w:t>
       </w:r>
     </w:p>
     <w:p>
@@ -832,7 +901,7 @@
         <w:rPr>
           <w:lang w:val="en_US" w:bidi="en_US"/>
         </w:rPr>
-        <w:t>Subsequent writers of Scripture found in Nahum’s good news a promise of the good news of Christ (</w:t>
+        <w:t>Later writers in Scripture saw Nahum’s message of good news as pointing forward to the good news of Jesus Christ (</w:t>
       </w:r>
       <w:hyperlink r:id="rId34">
         <w:r>
@@ -843,7 +912,7 @@
             <w:color w:val="0000EE"/>
             <w:u w:val="single"/>
           </w:rPr>
-          <w:t>Rom 10:15</w:t>
+          <w:t>Romans 10:15</w:t>
         </w:r>
       </w:hyperlink>
       <w:r>
@@ -861,14 +930,14 @@
             <w:color w:val="0000EE"/>
             <w:u w:val="single"/>
           </w:rPr>
-          <w:t>Isa 52:7</w:t>
+          <w:t>Isaiah 52:7</w:t>
         </w:r>
       </w:hyperlink>
       <w:r>
         <w:rPr>
           <w:lang w:val="en_US" w:bidi="en_US"/>
         </w:rPr>
-        <w:t>), who provides the opportunity for deliverance from sin. Knowing that the unbeliever faces an even greater doom than that of fallen Nineveh motivates a missionary effort to carry the good news of salvation and eternal life through Christ to a dying world.</w:t>
+        <w:t>). Through Christ, people can be delivered from sin. The warning of Nineveh’s destruction reminds believers that those who reject Christ face an even greater judgment. This truth encourages Christians to share the good news of salvation and eternal life with the world.</w:t>
       </w:r>
       <w:r>
         <w:rPr>

--- a/eng/docx/34.content.docx
+++ b/eng/docx/34.content.docx
@@ -19,7 +19,7 @@
         <w:rPr>
           <w:lang w:val="en_US" w:bidi="en_US"/>
         </w:rPr>
-        <w:t>Resource: Tyndale Open Study Notes</w:t>
+        <w:t>Resource: Aquifer Open Study Notes (Book Intros)</w:t>
       </w:r>
       <w:r>
         <w:rPr>
@@ -112,7 +112,7 @@
         <w:rPr>
           <w:lang w:val="en_US" w:bidi="en_US"/>
         </w:rPr>
-        <w:t>Tyndale Open Study Notes</w:t>
+        <w:t>Aquifer Open Study Notes (Book Intros)</w:t>
       </w:r>
     </w:p>
     <w:p>

--- a/eng/docx/34.content.docx
+++ b/eng/docx/34.content.docx
@@ -272,18 +272,12 @@
         </w:rPr>
         <w:t>During Nahum’s lifetime, the kingdom of Judah faced danger from the powerful Assyrian Empire. Its capital city, Nineveh, was ruled by King Ashurbanipal. He ruled from 668 BC to 626 BC. Under his rule, Assyria reached the height of its power. Its army and culture influenced much of the ancient Near East. Even the famous city of Thebes had been conquered by Assyria (</w:t>
       </w:r>
-      <w:hyperlink r:id="rId13">
-        <w:r>
-          <w:rPr>
-            <w:lang w:val="en_US" w:bidi="en_US"/>
-          </w:rPr>
-          <w:rPr>
-            <w:color w:val="0000EE"/>
-            <w:u w:val="single"/>
-          </w:rPr>
-          <w:t>3:8–10</w:t>
-        </w:r>
-      </w:hyperlink>
+      <w:r>
+        <w:rPr>
+          <w:lang w:val="en_US" w:bidi="en_US"/>
+        </w:rPr>
+        <w:t>3:8–10</w:t>
+      </w:r>
       <w:r>
         <w:rPr>
           <w:lang w:val="en_US" w:bidi="en_US"/>
@@ -304,18 +298,12 @@
         </w:rPr>
         <w:t>These events discouraged Nahum and the people of Judah. Israel, the northern kingdom, had already fallen to Assyria in 722 BC. Judah now faced the same threat. Matters became worse when Ashurbanipal captured Judah’s wicked king, Manasseh. Manasseh ruled from 697 BC to 642 BC. Ashurbanipal took him to Babylon (</w:t>
       </w:r>
-      <w:hyperlink r:id="rId14">
-        <w:r>
-          <w:rPr>
-            <w:lang w:val="en_US" w:bidi="en_US"/>
-          </w:rPr>
-          <w:rPr>
-            <w:color w:val="0000EE"/>
-            <w:u w:val="single"/>
-          </w:rPr>
-          <w:t>2 Chronicles 33:10–11</w:t>
-        </w:r>
-      </w:hyperlink>
+      <w:r>
+        <w:rPr>
+          <w:lang w:val="en_US" w:bidi="en_US"/>
+        </w:rPr>
+        <w:t>2 Chronicles 33:10–11</w:t>
+      </w:r>
       <w:r>
         <w:rPr>
           <w:lang w:val="en_US" w:bidi="en_US"/>
@@ -336,54 +324,36 @@
         </w:rPr>
         <w:t>After his release, Manasseh repented (</w:t>
       </w:r>
-      <w:hyperlink r:id="rId15">
-        <w:r>
-          <w:rPr>
-            <w:lang w:val="en_US" w:bidi="en_US"/>
-          </w:rPr>
-          <w:rPr>
-            <w:color w:val="0000EE"/>
-            <w:u w:val="single"/>
-          </w:rPr>
-          <w:t>2 Chronicles 33:12–17</w:t>
-        </w:r>
-      </w:hyperlink>
+      <w:r>
+        <w:rPr>
+          <w:lang w:val="en_US" w:bidi="en_US"/>
+        </w:rPr>
+        <w:t>2 Chronicles 33:12–17</w:t>
+      </w:r>
       <w:r>
         <w:rPr>
           <w:lang w:val="en_US" w:bidi="en_US"/>
         </w:rPr>
         <w:t>) and tried to undo the evil he had done earlier (</w:t>
       </w:r>
-      <w:hyperlink r:id="rId16">
-        <w:r>
-          <w:rPr>
-            <w:lang w:val="en_US" w:bidi="en_US"/>
-          </w:rPr>
-          <w:rPr>
-            <w:color w:val="0000EE"/>
-            <w:u w:val="single"/>
-          </w:rPr>
-          <w:t>2 Kings 21:1–18</w:t>
-        </w:r>
-      </w:hyperlink>
+      <w:r>
+        <w:rPr>
+          <w:lang w:val="en_US" w:bidi="en_US"/>
+        </w:rPr>
+        <w:t>2 Kings 21:1–18</w:t>
+      </w:r>
       <w:r>
         <w:rPr>
           <w:lang w:val="en_US" w:bidi="en_US"/>
         </w:rPr>
         <w:t xml:space="preserve">; </w:t>
       </w:r>
-      <w:hyperlink r:id="rId17">
-        <w:r>
-          <w:rPr>
-            <w:lang w:val="en_US" w:bidi="en_US"/>
-          </w:rPr>
-          <w:rPr>
-            <w:color w:val="0000EE"/>
-            <w:u w:val="single"/>
-          </w:rPr>
-          <w:t>2 Chronicles 33:1–9</w:t>
-        </w:r>
-      </w:hyperlink>
+      <w:r>
+        <w:rPr>
+          <w:lang w:val="en_US" w:bidi="en_US"/>
+        </w:rPr>
+        <w:t>2 Chronicles 33:1–9</w:t>
+      </w:r>
       <w:r>
         <w:rPr>
           <w:lang w:val="en_US" w:bidi="en_US"/>
@@ -429,36 +399,24 @@
         </w:rPr>
         <w:t>Nahum begins his prophecy with two poetic passages that describe God’s power (</w:t>
       </w:r>
-      <w:hyperlink r:id="rId18">
-        <w:r>
-          <w:rPr>
-            <w:lang w:val="en_US" w:bidi="en_US"/>
-          </w:rPr>
-          <w:rPr>
-            <w:color w:val="0000EE"/>
-            <w:u w:val="single"/>
-          </w:rPr>
-          <w:t>1:2–6</w:t>
-        </w:r>
-      </w:hyperlink>
+      <w:r>
+        <w:rPr>
+          <w:lang w:val="en_US" w:bidi="en_US"/>
+        </w:rPr>
+        <w:t>1:2–6</w:t>
+      </w:r>
       <w:r>
         <w:rPr>
           <w:lang w:val="en_US" w:bidi="en_US"/>
         </w:rPr>
         <w:t xml:space="preserve"> and </w:t>
       </w:r>
-      <w:hyperlink r:id="rId19">
-        <w:r>
-          <w:rPr>
-            <w:lang w:val="en_US" w:bidi="en_US"/>
-          </w:rPr>
-          <w:rPr>
-            <w:color w:val="0000EE"/>
-            <w:u w:val="single"/>
-          </w:rPr>
-          <w:t>1:7–11</w:t>
-        </w:r>
-      </w:hyperlink>
+      <w:r>
+        <w:rPr>
+          <w:lang w:val="en_US" w:bidi="en_US"/>
+        </w:rPr>
+        <w:t>1:7–11</w:t>
+      </w:r>
       <w:r>
         <w:rPr>
           <w:lang w:val="en_US" w:bidi="en_US"/>
@@ -479,18 +437,12 @@
         </w:rPr>
         <w:t>Nahum then explains how God’s justice works in history (</w:t>
       </w:r>
-      <w:hyperlink r:id="rId20">
-        <w:r>
-          <w:rPr>
-            <w:lang w:val="en_US" w:bidi="en_US"/>
-          </w:rPr>
-          <w:rPr>
-            <w:color w:val="0000EE"/>
-            <w:u w:val="single"/>
-          </w:rPr>
-          <w:t>1:12–15</w:t>
-        </w:r>
-      </w:hyperlink>
+      <w:r>
+        <w:rPr>
+          <w:lang w:val="en_US" w:bidi="en_US"/>
+        </w:rPr>
+        <w:t>1:12–15</w:t>
+      </w:r>
       <w:r>
         <w:rPr>
           <w:lang w:val="en_US" w:bidi="en_US"/>
@@ -511,72 +463,48 @@
         </w:rPr>
         <w:t>After predicting the attack on Nineveh and the restoration of Judah (</w:t>
       </w:r>
-      <w:hyperlink r:id="rId21">
-        <w:r>
-          <w:rPr>
-            <w:lang w:val="en_US" w:bidi="en_US"/>
-          </w:rPr>
-          <w:rPr>
-            <w:color w:val="0000EE"/>
-            <w:u w:val="single"/>
-          </w:rPr>
-          <w:t>2:1–2</w:t>
-        </w:r>
-      </w:hyperlink>
+      <w:r>
+        <w:rPr>
+          <w:lang w:val="en_US" w:bidi="en_US"/>
+        </w:rPr>
+        <w:t>2:1–2</w:t>
+      </w:r>
       <w:r>
         <w:rPr>
           <w:lang w:val="en_US" w:bidi="en_US"/>
         </w:rPr>
         <w:t>), Nahum gives two vivid descriptions of Nineveh’s fall (</w:t>
       </w:r>
-      <w:hyperlink r:id="rId22">
-        <w:r>
-          <w:rPr>
-            <w:lang w:val="en_US" w:bidi="en_US"/>
-          </w:rPr>
-          <w:rPr>
-            <w:color w:val="0000EE"/>
-            <w:u w:val="single"/>
-          </w:rPr>
-          <w:t>2:3–10</w:t>
-        </w:r>
-      </w:hyperlink>
+      <w:r>
+        <w:rPr>
+          <w:lang w:val="en_US" w:bidi="en_US"/>
+        </w:rPr>
+        <w:t>2:3–10</w:t>
+      </w:r>
       <w:r>
         <w:rPr>
           <w:lang w:val="en_US" w:bidi="en_US"/>
         </w:rPr>
         <w:t xml:space="preserve">; </w:t>
       </w:r>
-      <w:hyperlink r:id="rId23">
-        <w:r>
-          <w:rPr>
-            <w:lang w:val="en_US" w:bidi="en_US"/>
-          </w:rPr>
-          <w:rPr>
-            <w:color w:val="0000EE"/>
-            <w:u w:val="single"/>
-          </w:rPr>
-          <w:t>3:1–7</w:t>
-        </w:r>
-      </w:hyperlink>
+      <w:r>
+        <w:rPr>
+          <w:lang w:val="en_US" w:bidi="en_US"/>
+        </w:rPr>
+        <w:t>3:1–7</w:t>
+      </w:r>
       <w:r>
         <w:rPr>
           <w:lang w:val="en_US" w:bidi="en_US"/>
         </w:rPr>
         <w:t>). Between these descriptions, he includes a short song that mocks Nineveh. With sharp satire (the use of humor or ridicule to expose evil), Nahum announces that God will destroy the city’s greed and pride (</w:t>
       </w:r>
-      <w:hyperlink r:id="rId24">
-        <w:r>
-          <w:rPr>
-            <w:lang w:val="en_US" w:bidi="en_US"/>
-          </w:rPr>
-          <w:rPr>
-            <w:color w:val="0000EE"/>
-            <w:u w:val="single"/>
-          </w:rPr>
-          <w:t>2:11–13</w:t>
-        </w:r>
-      </w:hyperlink>
+      <w:r>
+        <w:rPr>
+          <w:lang w:val="en_US" w:bidi="en_US"/>
+        </w:rPr>
+        <w:t>2:11–13</w:t>
+      </w:r>
       <w:r>
         <w:rPr>
           <w:lang w:val="en_US" w:bidi="en_US"/>
@@ -597,36 +525,24 @@
         </w:rPr>
         <w:t>Nahum continues with another satire about Nineveh. The city would be no safer than Thebes, the Egyptian capital that Assyria had already destroyed (</w:t>
       </w:r>
-      <w:hyperlink r:id="rId25">
-        <w:r>
-          <w:rPr>
-            <w:lang w:val="en_US" w:bidi="en_US"/>
-          </w:rPr>
-          <w:rPr>
-            <w:color w:val="0000EE"/>
-            <w:u w:val="single"/>
-          </w:rPr>
-          <w:t>3:8–13</w:t>
-        </w:r>
-      </w:hyperlink>
+      <w:r>
+        <w:rPr>
+          <w:lang w:val="en_US" w:bidi="en_US"/>
+        </w:rPr>
+        <w:t>3:8–13</w:t>
+      </w:r>
       <w:r>
         <w:rPr>
           <w:lang w:val="en_US" w:bidi="en_US"/>
         </w:rPr>
         <w:t>). The book ends with another mocking passage (</w:t>
       </w:r>
-      <w:hyperlink r:id="rId26">
-        <w:r>
-          <w:rPr>
-            <w:lang w:val="en_US" w:bidi="en_US"/>
-          </w:rPr>
-          <w:rPr>
-            <w:color w:val="0000EE"/>
-            <w:u w:val="single"/>
-          </w:rPr>
-          <w:t>3:14–19</w:t>
-        </w:r>
-      </w:hyperlink>
+      <w:r>
+        <w:rPr>
+          <w:lang w:val="en_US" w:bidi="en_US"/>
+        </w:rPr>
+        <w:t>3:14–19</w:t>
+      </w:r>
       <w:r>
         <w:rPr>
           <w:lang w:val="en_US" w:bidi="en_US"/>
@@ -658,18 +574,12 @@
         </w:rPr>
         <w:t>Very little is known about Nahum apart from what appears in this book. In the Hebrew text, he is called “Nahum the Elkoshite” (</w:t>
       </w:r>
-      <w:hyperlink r:id="rId27">
-        <w:r>
-          <w:rPr>
-            <w:lang w:val="en_US" w:bidi="en_US"/>
-          </w:rPr>
-          <w:rPr>
-            <w:color w:val="0000EE"/>
-            <w:u w:val="single"/>
-          </w:rPr>
-          <w:t>1:1</w:t>
-        </w:r>
-      </w:hyperlink>
+      <w:r>
+        <w:rPr>
+          <w:lang w:val="en_US" w:bidi="en_US"/>
+        </w:rPr>
+        <w:t>1:1</w:t>
+      </w:r>
       <w:r>
         <w:rPr>
           <w:lang w:val="en_US" w:bidi="en_US"/>
@@ -714,18 +624,12 @@
         </w:rPr>
         <w:t>Nahum mentions the fall of Thebes in 663 BC (</w:t>
       </w:r>
-      <w:hyperlink r:id="rId28">
-        <w:r>
-          <w:rPr>
-            <w:lang w:val="en_US" w:bidi="en_US"/>
-          </w:rPr>
-          <w:rPr>
-            <w:color w:val="0000EE"/>
-            <w:u w:val="single"/>
-          </w:rPr>
-          <w:t>3:10</w:t>
-        </w:r>
-      </w:hyperlink>
+      <w:r>
+        <w:rPr>
+          <w:lang w:val="en_US" w:bidi="en_US"/>
+        </w:rPr>
+        <w:t>3:10</w:t>
+      </w:r>
       <w:r>
         <w:rPr>
           <w:lang w:val="en_US" w:bidi="en_US"/>
@@ -746,18 +650,12 @@
         </w:rPr>
         <w:t>Nahum may have prophesied late in the reign of King Manasseh, around 648–645 BC, possibly after Manasseh returned from captivity and began reforms (</w:t>
       </w:r>
-      <w:hyperlink r:id="rId29">
-        <w:r>
-          <w:rPr>
-            <w:lang w:val="en_US" w:bidi="en_US"/>
-          </w:rPr>
-          <w:rPr>
-            <w:color w:val="0000EE"/>
-            <w:u w:val="single"/>
-          </w:rPr>
-          <w:t>2 Chronicles 33:12–16</w:t>
-        </w:r>
-      </w:hyperlink>
+      <w:r>
+        <w:rPr>
+          <w:lang w:val="en_US" w:bidi="en_US"/>
+        </w:rPr>
+        <w:t>2 Chronicles 33:12–16</w:t>
+      </w:r>
       <w:r>
         <w:rPr>
           <w:lang w:val="en_US" w:bidi="en_US"/>
@@ -803,54 +701,36 @@
         </w:rPr>
         <w:t>God is patient and slow to anger (</w:t>
       </w:r>
-      <w:hyperlink r:id="rId30">
-        <w:r>
-          <w:rPr>
-            <w:lang w:val="en_US" w:bidi="en_US"/>
-          </w:rPr>
-          <w:rPr>
-            <w:color w:val="0000EE"/>
-            <w:u w:val="single"/>
-          </w:rPr>
-          <w:t>1:3</w:t>
-        </w:r>
-      </w:hyperlink>
+      <w:r>
+        <w:rPr>
+          <w:lang w:val="en_US" w:bidi="en_US"/>
+        </w:rPr>
+        <w:t>1:3</w:t>
+      </w:r>
       <w:r>
         <w:rPr>
           <w:lang w:val="en_US" w:bidi="en_US"/>
         </w:rPr>
         <w:t>). God's people are also called to live patiently and faithfully. The Lord is good and cares for those who trust in him (</w:t>
       </w:r>
-      <w:hyperlink r:id="rId31">
-        <w:r>
-          <w:rPr>
-            <w:lang w:val="en_US" w:bidi="en_US"/>
-          </w:rPr>
-          <w:rPr>
-            <w:color w:val="0000EE"/>
-            <w:u w:val="single"/>
-          </w:rPr>
-          <w:t>1:7</w:t>
-        </w:r>
-      </w:hyperlink>
+      <w:r>
+        <w:rPr>
+          <w:lang w:val="en_US" w:bidi="en_US"/>
+        </w:rPr>
+        <w:t>1:7</w:t>
+      </w:r>
       <w:r>
         <w:rPr>
           <w:lang w:val="en_US" w:bidi="en_US"/>
         </w:rPr>
         <w:t>). God has a purpose for his people (</w:t>
       </w:r>
-      <w:hyperlink r:id="rId32">
-        <w:r>
-          <w:rPr>
-            <w:lang w:val="en_US" w:bidi="en_US"/>
-          </w:rPr>
-          <w:rPr>
-            <w:color w:val="0000EE"/>
-            <w:u w:val="single"/>
-          </w:rPr>
-          <w:t>2:2</w:t>
-        </w:r>
-      </w:hyperlink>
+      <w:r>
+        <w:rPr>
+          <w:lang w:val="en_US" w:bidi="en_US"/>
+        </w:rPr>
+        <w:t>2:2</w:t>
+      </w:r>
       <w:r>
         <w:rPr>
           <w:lang w:val="en_US" w:bidi="en_US"/>
@@ -871,18 +751,12 @@
         </w:rPr>
         <w:t>Although Nahum contains strong warnings, it also brings good news (</w:t>
       </w:r>
-      <w:hyperlink r:id="rId33">
-        <w:r>
-          <w:rPr>
-            <w:lang w:val="en_US" w:bidi="en_US"/>
-          </w:rPr>
-          <w:rPr>
-            <w:color w:val="0000EE"/>
-            <w:u w:val="single"/>
-          </w:rPr>
-          <w:t>1:15</w:t>
-        </w:r>
-      </w:hyperlink>
+      <w:r>
+        <w:rPr>
+          <w:lang w:val="en_US" w:bidi="en_US"/>
+        </w:rPr>
+        <w:t>1:15</w:t>
+      </w:r>
       <w:r>
         <w:rPr>
           <w:lang w:val="en_US" w:bidi="en_US"/>
@@ -903,36 +777,24 @@
         </w:rPr>
         <w:t>Later writers in Scripture saw Nahum’s message of good news as pointing forward to the good news of Jesus Christ (</w:t>
       </w:r>
-      <w:hyperlink r:id="rId34">
-        <w:r>
-          <w:rPr>
-            <w:lang w:val="en_US" w:bidi="en_US"/>
-          </w:rPr>
-          <w:rPr>
-            <w:color w:val="0000EE"/>
-            <w:u w:val="single"/>
-          </w:rPr>
-          <w:t>Romans 10:15</w:t>
-        </w:r>
-      </w:hyperlink>
+      <w:r>
+        <w:rPr>
+          <w:lang w:val="en_US" w:bidi="en_US"/>
+        </w:rPr>
+        <w:t>Romans 10:15</w:t>
+      </w:r>
       <w:r>
         <w:rPr>
           <w:lang w:val="en_US" w:bidi="en_US"/>
         </w:rPr>
         <w:t xml:space="preserve">; see also </w:t>
       </w:r>
-      <w:hyperlink r:id="rId35">
-        <w:r>
-          <w:rPr>
-            <w:lang w:val="en_US" w:bidi="en_US"/>
-          </w:rPr>
-          <w:rPr>
-            <w:color w:val="0000EE"/>
-            <w:u w:val="single"/>
-          </w:rPr>
-          <w:t>Isaiah 52:7</w:t>
-        </w:r>
-      </w:hyperlink>
+      <w:r>
+        <w:rPr>
+          <w:lang w:val="en_US" w:bidi="en_US"/>
+        </w:rPr>
+        <w:t>Isaiah 52:7</w:t>
+      </w:r>
       <w:r>
         <w:rPr>
           <w:lang w:val="en_US" w:bidi="en_US"/>
